--- a/parecer PL780 zoofilia/Parecer_DGAV_PL780_XVII_simples.docx
+++ b/parecer PL780 zoofilia/Parecer_DGAV_PL780_XVII_simples.docx
@@ -129,7 +129,7 @@
           <w:color w:val="000000"/>
           <w:sz w:val="22"/>
         </w:rPr>
-        <w:t>O efeito útil é um só. A conduta passa a ser punível sem prova de dor, sofrimento ou lesão. É o que a legislação vigente não permite.</w:t>
+        <w:t>O efeito útil é um só. A conduta passa a ser punível sem prova de sofrimento ou lesão.</w:t>
       </w:r>
     </w:p>
     <w:p>
@@ -142,7 +142,7 @@
           <w:color w:val="000000"/>
           <w:sz w:val="24"/>
         </w:rPr>
-        <w:t>2. A insuficiência que a iniciativa supre</w:t>
+        <w:t>2. O que já está coberto e o que falta</w:t>
       </w:r>
     </w:p>
     <w:p>
@@ -155,7 +155,7 @@
           <w:color w:val="000000"/>
           <w:sz w:val="22"/>
         </w:rPr>
-        <w:t>Toda a tutela hoje disponível é de resultado. O n.º 3 do artigo 387.º exige dor, sofrimento ou maus tratos físicos provados. O n.º 1 do artigo 1.º da Lei n.º 92/95 exige a morte, o sofrimento cruel e prolongado ou graves lesões.</w:t>
+        <w:t>O bem-estar do próprio animal está protegido no regime vigente, por várias vias. Convém enunciá-las antes de identificar a lacuna.</w:t>
       </w:r>
     </w:p>
     <w:p>
@@ -168,7 +168,7 @@
           <w:color w:val="000000"/>
           <w:sz w:val="22"/>
         </w:rPr>
-        <w:t>Há um ponto que releva diretamente para esta divisão. O artigo 6.º do Decreto-Lei n.º 276/2001, de 17 de outubro, impõe ao detentor o dever de cuidar do animal «de forma a não pôr em causa os parâmetros de bem-estar». Mas as contraordenações que sancionam esse dever são apenas duas. A alínea j) do n.º 1 do artigo 68.º pune a violação que crie perigo para outro animal. A alínea b) do n.º 2 pune a que crie perigo para outrem. Violar o dever de cuidado pondo em perigo o próprio animal não é contraordenação. A ofensa sexual situa-se nesse espaço.</w:t>
+        <w:t>O n.º 3 do artigo 7.º do Decreto-Lei n.º 276/2001, de 17 de outubro, proíbe «todas as violências contra animais, considerando-se como tais os atos consistentes em, sem necessidade, se infligir a morte, o sofrimento ou lesões a um animal». A violação é contraordenação económica muito grave, pela alínea d) do n.º 2 do artigo 68.º. O patamar é baixo. Basta o sofrimento ou a lesão, sem necessidade.</w:t>
       </w:r>
     </w:p>
     <w:p>
@@ -181,7 +181,59 @@
           <w:color w:val="000000"/>
           <w:sz w:val="22"/>
         </w:rPr>
-        <w:t>Acresce que a alínea c) do n.º 5 do artigo 387.º já qualifica como especialmente censurável o crime determinado «para excitação». A agravante existe. Falta o tipo que ela pressupõe.</w:t>
+        <w:t>A alínea f) do n.º 1 do mesmo artigo sanciona o alojamento em desrespeito das condições fixadas no diploma, que são as dos artigos 7.º a 9.º. A alínea e) do n.º 2 sanciona o maneio e treino com brutalidade. No plano penal, o n.º 3 do artigo 387.º pune quem inflija dor, sofrimento ou maus tratos físicos a animal de companhia.</w:t>
+      </w:r>
+    </w:p>
+    <w:p>
+      <w:pPr>
+        <w:spacing w:before="0" w:after="160" w:line="276" w:lineRule="auto"/>
+        <w:jc w:val="both"/>
+      </w:pPr>
+      <w:r>
+        <w:rPr>
+          <w:color w:val="000000"/>
+          <w:sz w:val="22"/>
+        </w:rPr>
+        <w:t>O artigo 6.º, que fixa o dever especial de cuidado, só é sancionado por remissão direta quando o perigo recaia sobre outro animal, pela alínea j) do n.º 1, ou sobre outrem, pela alínea b) do n.º 2. Isso não deixa o animal desprotegido, pelas vias acima.</w:t>
+      </w:r>
+    </w:p>
+    <w:p>
+      <w:pPr>
+        <w:spacing w:before="0" w:after="160" w:line="276" w:lineRule="auto"/>
+        <w:jc w:val="both"/>
+      </w:pPr>
+      <w:r>
+        <w:rPr>
+          <w:color w:val="000000"/>
+          <w:sz w:val="22"/>
+        </w:rPr>
+        <w:t>A lacuna é, por isso, estreita e precisa. O ato sexual de que resulte sofrimento ou lesão já é hoje crime e contraordenação. O ato sexual de que não resulte sofrimento nem lesão demonstráveis não encontra tipo, nem penal nem contraordenacional. É esse o espaço que a iniciativa ocupa, e é o que a própria exposição de motivos identifica.</w:t>
+      </w:r>
+    </w:p>
+    <w:p>
+      <w:pPr>
+        <w:spacing w:before="0" w:after="160" w:line="276" w:lineRule="auto"/>
+        <w:jc w:val="both"/>
+      </w:pPr>
+      <w:r>
+        <w:rPr>
+          <w:color w:val="000000"/>
+          <w:sz w:val="22"/>
+        </w:rPr>
+        <w:t>Acresce um segundo efeito, de ordem probatória. Mesmo havendo sofrimento, a resposta disponível exige a prova desse sofrimento. A perícia médico-veterinária demonstra com mais facilidade o ato do que o sofrimento que dele resultou. A alteração proposta faz coincidir o objeto do tipo com o objeto da prova.</w:t>
+      </w:r>
+    </w:p>
+    <w:p>
+      <w:pPr>
+        <w:spacing w:before="0" w:after="160" w:line="276" w:lineRule="auto"/>
+        <w:jc w:val="both"/>
+      </w:pPr>
+      <w:r>
+        <w:rPr>
+          <w:color w:val="000000"/>
+          <w:sz w:val="22"/>
+        </w:rPr>
+        <w:t>Nota-se ainda que a alínea c) do n.º 5 do artigo 387.º já qualifica como especialmente censurável o crime determinado «para excitação». A agravante existe. Falta o tipo que ela pressupõe.</w:t>
       </w:r>
     </w:p>
     <w:p>
@@ -324,7 +376,7 @@
           <w:color w:val="000000"/>
           <w:sz w:val="22"/>
         </w:rPr>
-        <w:t>Conteúdos audiovisuais. A exposição de motivos anuncia a criminalização da produção e difusão de conteúdos. O articulado nada dispõe. A alínea e) do n.º 3 do artigo 1.º já cobre parte da produção. Nada cobre a difusão.</w:t>
+        <w:t>Conteúdos audiovisuais. A exposição de motivos anuncia a criminalização da produção e difusão de conteúdos. O articulado nada dispõe. O n.º 4 do artigo 7.º do Decreto-Lei n.º 276/2001 já proíbe a utilização de animais em filmagens de que resultem dor ou sofrimentos consideráveis, e a violação é contraordenação muito grave. Cobre parte da produção. Nada cobre a difusão.</w:t>
       </w:r>
     </w:p>
     <w:p>
@@ -363,7 +415,7 @@
           <w:color w:val="000000"/>
           <w:sz w:val="22"/>
         </w:rPr>
-        <w:t>A insuficiência invocada verifica-se. A tutela vigente é toda de resultado e a violação do dever de cuidado que ponha em perigo o próprio animal não é contraordenável. A iniciativa tem utilidade própria por deslocar a tutela do resultado para o ato.</w:t>
+        <w:t>A lacuna invocada existe, com o alcance delimitado no ponto 2. O ato sexual de que não resulte sofrimento nem lesão demonstráveis não tem hoje tipo penal nem contraordenacional. A iniciativa ocupa esse espaço e faz coincidir o objeto do tipo com o objeto da prova pericial.</w:t>
       </w:r>
     </w:p>
     <w:p>
